--- a/hin/docx/29.content.docx
+++ b/hin/docx/29.content.docx
@@ -136,13 +136,6 @@
         <w:rPr>
           <w:lang w:val="hi_IN" w:bidi="hi_IN"/>
         </w:rPr>
-      </w:r>
-      <w:r>
-        <w:rPr>
-          <w:i/>
-          <w:lang w:val="hi_IN" w:bidi="hi_IN"/>
-        </w:rPr>
-        <w:t>योएल 1:1, योएल 1:3, योएल 1:4, योएल 1:5, योएल 1:7, योएल 1:8, योएल 1:10, योएल 1:13, योएल 1:15, योएल 1:17, योएल 1:18, योएल 1:19, योएल 1:20, योएल 2:1, योएल 2:2, योएल 2:3, योएल 2:4, योएल 2:9, योएल 2:11, योएल 2:13, योएल 2:13 (#2), योएल 2:15, योएल 2:19, योएल 2:21, योएल 2:25, योएल 2:26–27, योएल 2:28–29, योएल 2:30, योएल 2:31, योएल 2:32, योएल 3:2, योएल 3:2 (#2), योएल 3:4, योएल 3:5, योएल 3:6, योएल 3:8, योएल 3:10, योएल 3:12, योएल 3:14, योएल 3:16, योएल 3:17, योएल 3:18, योएल 3:19</w:t>
       </w:r>
       <w:r>
         <w:rPr>

--- a/hin/docx/29.content.docx
+++ b/hin/docx/29.content.docx
@@ -123,19 +123,6 @@
           <w:lang w:val="hi_IN" w:bidi="hi_IN"/>
         </w:rPr>
         <w:t>JOL</w:t>
-      </w:r>
-      <w:r>
-        <w:rPr>
-          <w:lang w:val="hi_IN" w:bidi="hi_IN"/>
-        </w:rPr>
-      </w:r>
-    </w:p>
-    <w:p>
-      <w:pPr/>
-      <w:r>
-        <w:rPr>
-          <w:lang w:val="hi_IN" w:bidi="hi_IN"/>
-        </w:rPr>
       </w:r>
       <w:r>
         <w:rPr>

--- a/hin/docx/29.content.docx
+++ b/hin/docx/29.content.docx
@@ -19,7 +19,7 @@
         <w:rPr>
           <w:lang w:val="hi_IN" w:bidi="hi_IN"/>
         </w:rPr>
-        <w:t>Resource: अनुवाद प्रश्न (unfoldingWord)</w:t>
+        <w:t>Resource: unfoldingWord® Translation Questions</w:t>
       </w:r>
       <w:r>
         <w:rPr>
@@ -85,7 +85,7 @@
         <w:rPr>
           <w:lang w:val="hi_IN" w:bidi="hi_IN"/>
         </w:rPr>
-        <w:t>अनुवाद प्रश्न (unfoldingWord)</w:t>
+        <w:t>unfoldingWord® Translation Questions</w:t>
       </w:r>
     </w:p>
     <w:p>
